--- a/resources/rubrics/portfolio-marking-rubric.docx
+++ b/resources/rubrics/portfolio-marking-rubric.docx
@@ -1,6 +1,6 @@
 
 <file path=word/document.xml><?xml version="1.0" encoding="utf-8"?>
-<w:document xmlns:wpc="http://schemas.microsoft.com/office/word/2010/wordprocessingCanvas" xmlns:cx="http://schemas.microsoft.com/office/drawing/2014/chartex" xmlns:cx1="http://schemas.microsoft.com/office/drawing/2015/9/8/chartex" xmlns:cx2="http://schemas.microsoft.com/office/drawing/2015/10/21/chartex" xmlns:cx3="http://schemas.microsoft.com/office/drawing/2016/5/9/chartex" xmlns:cx4="http://schemas.microsoft.com/office/drawing/2016/5/10/chartex" xmlns:cx5="http://schemas.microsoft.com/office/drawing/2016/5/11/chartex" xmlns:cx6="http://schemas.microsoft.com/office/drawing/2016/5/12/chartex" xmlns:cx7="http://schemas.microsoft.com/office/drawing/2016/5/13/chartex" xmlns:cx8="http://schemas.microsoft.com/office/drawing/2016/5/14/chartex" xmlns:mc="http://schemas.openxmlformats.org/markup-compatibility/2006" xmlns:aink="http://schemas.microsoft.com/office/drawing/2016/ink" xmlns:am3d="http://schemas.microsoft.com/office/drawing/2017/model3d" xmlns:o="urn:schemas-microsoft-com:office:office" xmlns:oel="http://schemas.microsoft.com/office/2019/extlst" xmlns:r="http://schemas.openxmlformats.org/officeDocument/2006/relationships" xmlns:m="http://schemas.openxmlformats.org/officeDocument/2006/math" xmlns:v="urn:schemas-microsoft-com:vml" xmlns:wp14="http://schemas.microsoft.com/office/word/2010/wordprocessingDrawing" xmlns:wp="http://schemas.openxmlformats.org/drawingml/2006/wordprocessingDrawing" xmlns:w10="urn:schemas-microsoft-com:office:word" xmlns:w="http://schemas.openxmlformats.org/wordprocessingml/2006/main" xmlns:w14="http://schemas.microsoft.com/office/word/2010/wordml" xmlns:w15="http://schemas.microsoft.com/office/word/2012/wordml" xmlns:w16cex="http://schemas.microsoft.com/office/word/2018/wordml/cex" xmlns:w16cid="http://schemas.microsoft.com/office/word/2016/wordml/cid" xmlns:w16="http://schemas.microsoft.com/office/word/2018/wordml" xmlns:w16du="http://schemas.microsoft.com/office/word/2023/wordml/word16du" xmlns:w16sdtdh="http://schemas.microsoft.com/office/word/2020/wordml/sdtdatahash" xmlns:w16sdtfl="http://schemas.microsoft.com/office/word/2024/wordml/sdtformatlock" xmlns:w16se="http://schemas.microsoft.com/office/word/2015/wordml/symex" xmlns:wpg="http://schemas.microsoft.com/office/word/2010/wordprocessingGroup" xmlns:wpi="http://schemas.microsoft.com/office/word/2010/wordprocessingInk" xmlns:wne="http://schemas.microsoft.com/office/word/2006/wordml" xmlns:wps="http://schemas.microsoft.com/office/word/2010/wordprocessingShape" mc:Ignorable="w14 w15 w16se w16cid w16 w16cex w16sdtdh w16sdtfl w16du wp14">
+<w:document xmlns:wpc="http://schemas.microsoft.com/office/word/2010/wordprocessingCanvas" xmlns:cx="http://schemas.microsoft.com/office/drawing/2014/chartex" xmlns:cx1="http://schemas.microsoft.com/office/drawing/2015/9/8/chartex" xmlns:cx2="http://schemas.microsoft.com/office/drawing/2015/10/21/chartex" xmlns:cx3="http://schemas.microsoft.com/office/drawing/2016/5/9/chartex" xmlns:cx4="http://schemas.microsoft.com/office/drawing/2016/5/10/chartex" xmlns:cx5="http://schemas.microsoft.com/office/drawing/2016/5/11/chartex" xmlns:cx6="http://schemas.microsoft.com/office/drawing/2016/5/12/chartex" xmlns:cx7="http://schemas.microsoft.com/office/drawing/2016/5/13/chartex" xmlns:cx8="http://schemas.microsoft.com/office/drawing/2016/5/14/chartex" xmlns:mc="http://schemas.openxmlformats.org/markup-compatibility/2006" xmlns:aink="http://schemas.microsoft.com/office/drawing/2016/ink" xmlns:am3d="http://schemas.microsoft.com/office/drawing/2017/model3d" xmlns:o="urn:schemas-microsoft-com:office:office" xmlns:oel="http://schemas.microsoft.com/office/2019/extlst" xmlns:r="http://schemas.openxmlformats.org/officeDocument/2006/relationships" xmlns:m="http://schemas.openxmlformats.org/officeDocument/2006/math" xmlns:v="urn:schemas-microsoft-com:vml" xmlns:wp14="http://schemas.microsoft.com/office/word/2010/wordprocessingDrawing" xmlns:wp="http://schemas.openxmlformats.org/drawingml/2006/wordprocessingDrawing" xmlns:w10="urn:schemas-microsoft-com:office:word" xmlns:w="http://schemas.openxmlformats.org/wordprocessingml/2006/main" xmlns:w14="http://schemas.microsoft.com/office/word/2010/wordml" xmlns:w15="http://schemas.microsoft.com/office/word/2012/wordml" xmlns:w16cex="http://schemas.microsoft.com/office/word/2018/wordml/cex" xmlns:w16cid="http://schemas.microsoft.com/office/word/2016/wordml/cid" xmlns:w16="http://schemas.microsoft.com/office/word/2018/wordml" xmlns:w16du="http://schemas.microsoft.com/office/word/2023/wordml/word16du" xmlns:w16sdtdh="http://schemas.microsoft.com/office/word/2020/wordml/sdtdatahash" xmlns:w16se="http://schemas.microsoft.com/office/word/2015/wordml/symex" xmlns:wpg="http://schemas.microsoft.com/office/word/2010/wordprocessingGroup" xmlns:wpi="http://schemas.microsoft.com/office/word/2010/wordprocessingInk" xmlns:wne="http://schemas.microsoft.com/office/word/2006/wordml" xmlns:wps="http://schemas.microsoft.com/office/word/2010/wordprocessingShape" mc:Ignorable="w14 w15 w16se w16cid w16 w16cex w16sdtdh w16du wp14">
   <w:body>
     <w:p>
       <w:pPr>
@@ -459,7 +459,7 @@
                 <w:sz w:val="17"/>
                 <w:szCs w:val="17"/>
               </w:rPr>
-              <w:t>Score system and display work perfectly with persistent high scores.</w:t>
+              <w:t>Score system and display work perfectly with persistent scores.</w:t>
             </w:r>
           </w:p>
           <w:p>
@@ -7772,15 +7772,7 @@
                 <w:sz w:val="20"/>
                 <w:szCs w:val="20"/>
               </w:rPr>
-              <w:t xml:space="preserve">Names generally convey purpose and </w:t>
-            </w:r>
-            <w:r>
-              <w:rPr>
-                <w:rFonts w:cstheme="minorHAnsi"/>
-                <w:sz w:val="20"/>
-                <w:szCs w:val="20"/>
-              </w:rPr>
-              <w:t>behaviour</w:t>
+              <w:t>Names generally convey purpose and behaviour</w:t>
             </w:r>
             <w:r>
               <w:rPr>
@@ -7878,15 +7870,7 @@
                 <w:sz w:val="20"/>
                 <w:szCs w:val="20"/>
               </w:rPr>
-              <w:t xml:space="preserve">Some names fail to convey purpose or </w:t>
-            </w:r>
-            <w:r>
-              <w:rPr>
-                <w:rFonts w:cstheme="minorHAnsi"/>
-                <w:sz w:val="20"/>
-                <w:szCs w:val="20"/>
-              </w:rPr>
-              <w:t>behaviour</w:t>
+              <w:t>Some names fail to convey purpose or behaviour</w:t>
             </w:r>
             <w:r>
               <w:rPr>
@@ -7997,15 +7981,7 @@
                 <w:sz w:val="20"/>
                 <w:szCs w:val="20"/>
               </w:rPr>
-              <w:t xml:space="preserve">Names fail to convey purpose or </w:t>
-            </w:r>
-            <w:r>
-              <w:rPr>
-                <w:rFonts w:cstheme="minorHAnsi"/>
-                <w:sz w:val="20"/>
-                <w:szCs w:val="20"/>
-              </w:rPr>
-              <w:t>behaviour</w:t>
+              <w:t>Names fail to convey purpose or behaviour</w:t>
             </w:r>
           </w:p>
         </w:tc>
@@ -11135,15 +11111,7 @@
                 <w:sz w:val="20"/>
                 <w:szCs w:val="20"/>
               </w:rPr>
-              <w:t>itch.io</w:t>
-            </w:r>
-            <w:r>
-              <w:rPr>
-                <w:rFonts w:cstheme="minorHAnsi"/>
-                <w:sz w:val="20"/>
-                <w:szCs w:val="20"/>
-              </w:rPr>
-              <w:t xml:space="preserve"> </w:t>
+              <w:t xml:space="preserve">itch.io </w:t>
             </w:r>
             <w:r>
               <w:rPr>
@@ -12985,7 +12953,7 @@
 </file>
 
 <file path=word/endnotes.xml><?xml version="1.0" encoding="utf-8"?>
-<w:endnotes xmlns:wpc="http://schemas.microsoft.com/office/word/2010/wordprocessingCanvas" xmlns:cx="http://schemas.microsoft.com/office/drawing/2014/chartex" xmlns:cx1="http://schemas.microsoft.com/office/drawing/2015/9/8/chartex" xmlns:cx2="http://schemas.microsoft.com/office/drawing/2015/10/21/chartex" xmlns:cx3="http://schemas.microsoft.com/office/drawing/2016/5/9/chartex" xmlns:cx4="http://schemas.microsoft.com/office/drawing/2016/5/10/chartex" xmlns:cx5="http://schemas.microsoft.com/office/drawing/2016/5/11/chartex" xmlns:cx6="http://schemas.microsoft.com/office/drawing/2016/5/12/chartex" xmlns:cx7="http://schemas.microsoft.com/office/drawing/2016/5/13/chartex" xmlns:cx8="http://schemas.microsoft.com/office/drawing/2016/5/14/chartex" xmlns:mc="http://schemas.openxmlformats.org/markup-compatibility/2006" xmlns:aink="http://schemas.microsoft.com/office/drawing/2016/ink" xmlns:am3d="http://schemas.microsoft.com/office/drawing/2017/model3d" xmlns:o="urn:schemas-microsoft-com:office:office" xmlns:oel="http://schemas.microsoft.com/office/2019/extlst" xmlns:r="http://schemas.openxmlformats.org/officeDocument/2006/relationships" xmlns:m="http://schemas.openxmlformats.org/officeDocument/2006/math" xmlns:v="urn:schemas-microsoft-com:vml" xmlns:wp14="http://schemas.microsoft.com/office/word/2010/wordprocessingDrawing" xmlns:wp="http://schemas.openxmlformats.org/drawingml/2006/wordprocessingDrawing" xmlns:w10="urn:schemas-microsoft-com:office:word" xmlns:w="http://schemas.openxmlformats.org/wordprocessingml/2006/main" xmlns:w14="http://schemas.microsoft.com/office/word/2010/wordml" xmlns:w15="http://schemas.microsoft.com/office/word/2012/wordml" xmlns:w16cex="http://schemas.microsoft.com/office/word/2018/wordml/cex" xmlns:w16cid="http://schemas.microsoft.com/office/word/2016/wordml/cid" xmlns:w16="http://schemas.microsoft.com/office/word/2018/wordml" xmlns:w16du="http://schemas.microsoft.com/office/word/2023/wordml/word16du" xmlns:w16sdtdh="http://schemas.microsoft.com/office/word/2020/wordml/sdtdatahash" xmlns:w16sdtfl="http://schemas.microsoft.com/office/word/2024/wordml/sdtformatlock" xmlns:w16se="http://schemas.microsoft.com/office/word/2015/wordml/symex" xmlns:wpg="http://schemas.microsoft.com/office/word/2010/wordprocessingGroup" xmlns:wpi="http://schemas.microsoft.com/office/word/2010/wordprocessingInk" xmlns:wne="http://schemas.microsoft.com/office/word/2006/wordml" xmlns:wps="http://schemas.microsoft.com/office/word/2010/wordprocessingShape" mc:Ignorable="w14 w15 w16se w16cid w16 w16cex w16sdtdh w16sdtfl w16du wp14">
+<w:endnotes xmlns:wpc="http://schemas.microsoft.com/office/word/2010/wordprocessingCanvas" xmlns:cx="http://schemas.microsoft.com/office/drawing/2014/chartex" xmlns:cx1="http://schemas.microsoft.com/office/drawing/2015/9/8/chartex" xmlns:cx2="http://schemas.microsoft.com/office/drawing/2015/10/21/chartex" xmlns:cx3="http://schemas.microsoft.com/office/drawing/2016/5/9/chartex" xmlns:cx4="http://schemas.microsoft.com/office/drawing/2016/5/10/chartex" xmlns:cx5="http://schemas.microsoft.com/office/drawing/2016/5/11/chartex" xmlns:cx6="http://schemas.microsoft.com/office/drawing/2016/5/12/chartex" xmlns:cx7="http://schemas.microsoft.com/office/drawing/2016/5/13/chartex" xmlns:cx8="http://schemas.microsoft.com/office/drawing/2016/5/14/chartex" xmlns:mc="http://schemas.openxmlformats.org/markup-compatibility/2006" xmlns:aink="http://schemas.microsoft.com/office/drawing/2016/ink" xmlns:am3d="http://schemas.microsoft.com/office/drawing/2017/model3d" xmlns:o="urn:schemas-microsoft-com:office:office" xmlns:oel="http://schemas.microsoft.com/office/2019/extlst" xmlns:r="http://schemas.openxmlformats.org/officeDocument/2006/relationships" xmlns:m="http://schemas.openxmlformats.org/officeDocument/2006/math" xmlns:v="urn:schemas-microsoft-com:vml" xmlns:wp14="http://schemas.microsoft.com/office/word/2010/wordprocessingDrawing" xmlns:wp="http://schemas.openxmlformats.org/drawingml/2006/wordprocessingDrawing" xmlns:w10="urn:schemas-microsoft-com:office:word" xmlns:w="http://schemas.openxmlformats.org/wordprocessingml/2006/main" xmlns:w14="http://schemas.microsoft.com/office/word/2010/wordml" xmlns:w15="http://schemas.microsoft.com/office/word/2012/wordml" xmlns:w16cex="http://schemas.microsoft.com/office/word/2018/wordml/cex" xmlns:w16cid="http://schemas.microsoft.com/office/word/2016/wordml/cid" xmlns:w16="http://schemas.microsoft.com/office/word/2018/wordml" xmlns:w16du="http://schemas.microsoft.com/office/word/2023/wordml/word16du" xmlns:w16sdtdh="http://schemas.microsoft.com/office/word/2020/wordml/sdtdatahash" xmlns:w16se="http://schemas.microsoft.com/office/word/2015/wordml/symex" xmlns:wpg="http://schemas.microsoft.com/office/word/2010/wordprocessingGroup" xmlns:wpi="http://schemas.microsoft.com/office/word/2010/wordprocessingInk" xmlns:wne="http://schemas.microsoft.com/office/word/2006/wordml" xmlns:wps="http://schemas.microsoft.com/office/word/2010/wordprocessingShape" mc:Ignorable="w14 w15 w16se w16cid w16 w16cex w16sdtdh w16du wp14">
   <w:endnote w:type="separator" w:id="-1">
     <w:p>
       <w:r>
@@ -13004,7 +12972,7 @@
 </file>
 
 <file path=word/footer1.xml><?xml version="1.0" encoding="utf-8"?>
-<w:ftr xmlns:wpc="http://schemas.microsoft.com/office/word/2010/wordprocessingCanvas" xmlns:cx="http://schemas.microsoft.com/office/drawing/2014/chartex" xmlns:cx1="http://schemas.microsoft.com/office/drawing/2015/9/8/chartex" xmlns:cx2="http://schemas.microsoft.com/office/drawing/2015/10/21/chartex" xmlns:cx3="http://schemas.microsoft.com/office/drawing/2016/5/9/chartex" xmlns:cx4="http://schemas.microsoft.com/office/drawing/2016/5/10/chartex" xmlns:cx5="http://schemas.microsoft.com/office/drawing/2016/5/11/chartex" xmlns:cx6="http://schemas.microsoft.com/office/drawing/2016/5/12/chartex" xmlns:cx7="http://schemas.microsoft.com/office/drawing/2016/5/13/chartex" xmlns:cx8="http://schemas.microsoft.com/office/drawing/2016/5/14/chartex" xmlns:mc="http://schemas.openxmlformats.org/markup-compatibility/2006" xmlns:aink="http://schemas.microsoft.com/office/drawing/2016/ink" xmlns:am3d="http://schemas.microsoft.com/office/drawing/2017/model3d" xmlns:o="urn:schemas-microsoft-com:office:office" xmlns:oel="http://schemas.microsoft.com/office/2019/extlst" xmlns:r="http://schemas.openxmlformats.org/officeDocument/2006/relationships" xmlns:m="http://schemas.openxmlformats.org/officeDocument/2006/math" xmlns:v="urn:schemas-microsoft-com:vml" xmlns:wp14="http://schemas.microsoft.com/office/word/2010/wordprocessingDrawing" xmlns:wp="http://schemas.openxmlformats.org/drawingml/2006/wordprocessingDrawing" xmlns:w10="urn:schemas-microsoft-com:office:word" xmlns:w="http://schemas.openxmlformats.org/wordprocessingml/2006/main" xmlns:w14="http://schemas.microsoft.com/office/word/2010/wordml" xmlns:w15="http://schemas.microsoft.com/office/word/2012/wordml" xmlns:w16cex="http://schemas.microsoft.com/office/word/2018/wordml/cex" xmlns:w16cid="http://schemas.microsoft.com/office/word/2016/wordml/cid" xmlns:w16="http://schemas.microsoft.com/office/word/2018/wordml" xmlns:w16du="http://schemas.microsoft.com/office/word/2023/wordml/word16du" xmlns:w16sdtdh="http://schemas.microsoft.com/office/word/2020/wordml/sdtdatahash" xmlns:w16sdtfl="http://schemas.microsoft.com/office/word/2024/wordml/sdtformatlock" xmlns:w16se="http://schemas.microsoft.com/office/word/2015/wordml/symex" xmlns:wpg="http://schemas.microsoft.com/office/word/2010/wordprocessingGroup" xmlns:wpi="http://schemas.microsoft.com/office/word/2010/wordprocessingInk" xmlns:wne="http://schemas.microsoft.com/office/word/2006/wordml" xmlns:wps="http://schemas.microsoft.com/office/word/2010/wordprocessingShape" mc:Ignorable="w14 w15 w16se w16cid w16 w16cex w16sdtdh w16sdtfl w16du wp14">
+<w:ftr xmlns:wpc="http://schemas.microsoft.com/office/word/2010/wordprocessingCanvas" xmlns:cx="http://schemas.microsoft.com/office/drawing/2014/chartex" xmlns:cx1="http://schemas.microsoft.com/office/drawing/2015/9/8/chartex" xmlns:cx2="http://schemas.microsoft.com/office/drawing/2015/10/21/chartex" xmlns:cx3="http://schemas.microsoft.com/office/drawing/2016/5/9/chartex" xmlns:cx4="http://schemas.microsoft.com/office/drawing/2016/5/10/chartex" xmlns:cx5="http://schemas.microsoft.com/office/drawing/2016/5/11/chartex" xmlns:cx6="http://schemas.microsoft.com/office/drawing/2016/5/12/chartex" xmlns:cx7="http://schemas.microsoft.com/office/drawing/2016/5/13/chartex" xmlns:cx8="http://schemas.microsoft.com/office/drawing/2016/5/14/chartex" xmlns:mc="http://schemas.openxmlformats.org/markup-compatibility/2006" xmlns:aink="http://schemas.microsoft.com/office/drawing/2016/ink" xmlns:am3d="http://schemas.microsoft.com/office/drawing/2017/model3d" xmlns:o="urn:schemas-microsoft-com:office:office" xmlns:oel="http://schemas.microsoft.com/office/2019/extlst" xmlns:r="http://schemas.openxmlformats.org/officeDocument/2006/relationships" xmlns:m="http://schemas.openxmlformats.org/officeDocument/2006/math" xmlns:v="urn:schemas-microsoft-com:vml" xmlns:wp14="http://schemas.microsoft.com/office/word/2010/wordprocessingDrawing" xmlns:wp="http://schemas.openxmlformats.org/drawingml/2006/wordprocessingDrawing" xmlns:w10="urn:schemas-microsoft-com:office:word" xmlns:w="http://schemas.openxmlformats.org/wordprocessingml/2006/main" xmlns:w14="http://schemas.microsoft.com/office/word/2010/wordml" xmlns:w15="http://schemas.microsoft.com/office/word/2012/wordml" xmlns:w16cex="http://schemas.microsoft.com/office/word/2018/wordml/cex" xmlns:w16cid="http://schemas.microsoft.com/office/word/2016/wordml/cid" xmlns:w16="http://schemas.microsoft.com/office/word/2018/wordml" xmlns:w16du="http://schemas.microsoft.com/office/word/2023/wordml/word16du" xmlns:w16sdtdh="http://schemas.microsoft.com/office/word/2020/wordml/sdtdatahash" xmlns:w16se="http://schemas.microsoft.com/office/word/2015/wordml/symex" xmlns:wpg="http://schemas.microsoft.com/office/word/2010/wordprocessingGroup" xmlns:wpi="http://schemas.microsoft.com/office/word/2010/wordprocessingInk" xmlns:wne="http://schemas.microsoft.com/office/word/2006/wordml" xmlns:wps="http://schemas.microsoft.com/office/word/2010/wordprocessingShape" mc:Ignorable="w14 w15 w16se w16cid w16 w16cex w16sdtdh w16du wp14">
   <w:p>
     <w:pPr>
       <w:pStyle w:val="Footer"/>
@@ -13115,7 +13083,7 @@
 </file>
 
 <file path=word/footnotes.xml><?xml version="1.0" encoding="utf-8"?>
-<w:footnotes xmlns:wpc="http://schemas.microsoft.com/office/word/2010/wordprocessingCanvas" xmlns:cx="http://schemas.microsoft.com/office/drawing/2014/chartex" xmlns:cx1="http://schemas.microsoft.com/office/drawing/2015/9/8/chartex" xmlns:cx2="http://schemas.microsoft.com/office/drawing/2015/10/21/chartex" xmlns:cx3="http://schemas.microsoft.com/office/drawing/2016/5/9/chartex" xmlns:cx4="http://schemas.microsoft.com/office/drawing/2016/5/10/chartex" xmlns:cx5="http://schemas.microsoft.com/office/drawing/2016/5/11/chartex" xmlns:cx6="http://schemas.microsoft.com/office/drawing/2016/5/12/chartex" xmlns:cx7="http://schemas.microsoft.com/office/drawing/2016/5/13/chartex" xmlns:cx8="http://schemas.microsoft.com/office/drawing/2016/5/14/chartex" xmlns:mc="http://schemas.openxmlformats.org/markup-compatibility/2006" xmlns:aink="http://schemas.microsoft.com/office/drawing/2016/ink" xmlns:am3d="http://schemas.microsoft.com/office/drawing/2017/model3d" xmlns:o="urn:schemas-microsoft-com:office:office" xmlns:oel="http://schemas.microsoft.com/office/2019/extlst" xmlns:r="http://schemas.openxmlformats.org/officeDocument/2006/relationships" xmlns:m="http://schemas.openxmlformats.org/officeDocument/2006/math" xmlns:v="urn:schemas-microsoft-com:vml" xmlns:wp14="http://schemas.microsoft.com/office/word/2010/wordprocessingDrawing" xmlns:wp="http://schemas.openxmlformats.org/drawingml/2006/wordprocessingDrawing" xmlns:w10="urn:schemas-microsoft-com:office:word" xmlns:w="http://schemas.openxmlformats.org/wordprocessingml/2006/main" xmlns:w14="http://schemas.microsoft.com/office/word/2010/wordml" xmlns:w15="http://schemas.microsoft.com/office/word/2012/wordml" xmlns:w16cex="http://schemas.microsoft.com/office/word/2018/wordml/cex" xmlns:w16cid="http://schemas.microsoft.com/office/word/2016/wordml/cid" xmlns:w16="http://schemas.microsoft.com/office/word/2018/wordml" xmlns:w16du="http://schemas.microsoft.com/office/word/2023/wordml/word16du" xmlns:w16sdtdh="http://schemas.microsoft.com/office/word/2020/wordml/sdtdatahash" xmlns:w16sdtfl="http://schemas.microsoft.com/office/word/2024/wordml/sdtformatlock" xmlns:w16se="http://schemas.microsoft.com/office/word/2015/wordml/symex" xmlns:wpg="http://schemas.microsoft.com/office/word/2010/wordprocessingGroup" xmlns:wpi="http://schemas.microsoft.com/office/word/2010/wordprocessingInk" xmlns:wne="http://schemas.microsoft.com/office/word/2006/wordml" xmlns:wps="http://schemas.microsoft.com/office/word/2010/wordprocessingShape" mc:Ignorable="w14 w15 w16se w16cid w16 w16cex w16sdtdh w16sdtfl w16du wp14">
+<w:footnotes xmlns:wpc="http://schemas.microsoft.com/office/word/2010/wordprocessingCanvas" xmlns:cx="http://schemas.microsoft.com/office/drawing/2014/chartex" xmlns:cx1="http://schemas.microsoft.com/office/drawing/2015/9/8/chartex" xmlns:cx2="http://schemas.microsoft.com/office/drawing/2015/10/21/chartex" xmlns:cx3="http://schemas.microsoft.com/office/drawing/2016/5/9/chartex" xmlns:cx4="http://schemas.microsoft.com/office/drawing/2016/5/10/chartex" xmlns:cx5="http://schemas.microsoft.com/office/drawing/2016/5/11/chartex" xmlns:cx6="http://schemas.microsoft.com/office/drawing/2016/5/12/chartex" xmlns:cx7="http://schemas.microsoft.com/office/drawing/2016/5/13/chartex" xmlns:cx8="http://schemas.microsoft.com/office/drawing/2016/5/14/chartex" xmlns:mc="http://schemas.openxmlformats.org/markup-compatibility/2006" xmlns:aink="http://schemas.microsoft.com/office/drawing/2016/ink" xmlns:am3d="http://schemas.microsoft.com/office/drawing/2017/model3d" xmlns:o="urn:schemas-microsoft-com:office:office" xmlns:oel="http://schemas.microsoft.com/office/2019/extlst" xmlns:r="http://schemas.openxmlformats.org/officeDocument/2006/relationships" xmlns:m="http://schemas.openxmlformats.org/officeDocument/2006/math" xmlns:v="urn:schemas-microsoft-com:vml" xmlns:wp14="http://schemas.microsoft.com/office/word/2010/wordprocessingDrawing" xmlns:wp="http://schemas.openxmlformats.org/drawingml/2006/wordprocessingDrawing" xmlns:w10="urn:schemas-microsoft-com:office:word" xmlns:w="http://schemas.openxmlformats.org/wordprocessingml/2006/main" xmlns:w14="http://schemas.microsoft.com/office/word/2010/wordml" xmlns:w15="http://schemas.microsoft.com/office/word/2012/wordml" xmlns:w16cex="http://schemas.microsoft.com/office/word/2018/wordml/cex" xmlns:w16cid="http://schemas.microsoft.com/office/word/2016/wordml/cid" xmlns:w16="http://schemas.microsoft.com/office/word/2018/wordml" xmlns:w16du="http://schemas.microsoft.com/office/word/2023/wordml/word16du" xmlns:w16sdtdh="http://schemas.microsoft.com/office/word/2020/wordml/sdtdatahash" xmlns:w16se="http://schemas.microsoft.com/office/word/2015/wordml/symex" xmlns:wpg="http://schemas.microsoft.com/office/word/2010/wordprocessingGroup" xmlns:wpi="http://schemas.microsoft.com/office/word/2010/wordprocessingInk" xmlns:wne="http://schemas.microsoft.com/office/word/2006/wordml" xmlns:wps="http://schemas.microsoft.com/office/word/2010/wordprocessingShape" mc:Ignorable="w14 w15 w16se w16cid w16 w16cex w16sdtdh w16du wp14">
   <w:footnote w:type="separator" w:id="-1">
     <w:p>
       <w:r>
@@ -13134,7 +13102,7 @@
 </file>
 
 <file path=word/header1.xml><?xml version="1.0" encoding="utf-8"?>
-<w:hdr xmlns:wpc="http://schemas.microsoft.com/office/word/2010/wordprocessingCanvas" xmlns:cx="http://schemas.microsoft.com/office/drawing/2014/chartex" xmlns:cx1="http://schemas.microsoft.com/office/drawing/2015/9/8/chartex" xmlns:cx2="http://schemas.microsoft.com/office/drawing/2015/10/21/chartex" xmlns:cx3="http://schemas.microsoft.com/office/drawing/2016/5/9/chartex" xmlns:cx4="http://schemas.microsoft.com/office/drawing/2016/5/10/chartex" xmlns:cx5="http://schemas.microsoft.com/office/drawing/2016/5/11/chartex" xmlns:cx6="http://schemas.microsoft.com/office/drawing/2016/5/12/chartex" xmlns:cx7="http://schemas.microsoft.com/office/drawing/2016/5/13/chartex" xmlns:cx8="http://schemas.microsoft.com/office/drawing/2016/5/14/chartex" xmlns:mc="http://schemas.openxmlformats.org/markup-compatibility/2006" xmlns:aink="http://schemas.microsoft.com/office/drawing/2016/ink" xmlns:am3d="http://schemas.microsoft.com/office/drawing/2017/model3d" xmlns:o="urn:schemas-microsoft-com:office:office" xmlns:oel="http://schemas.microsoft.com/office/2019/extlst" xmlns:r="http://schemas.openxmlformats.org/officeDocument/2006/relationships" xmlns:m="http://schemas.openxmlformats.org/officeDocument/2006/math" xmlns:v="urn:schemas-microsoft-com:vml" xmlns:wp14="http://schemas.microsoft.com/office/word/2010/wordprocessingDrawing" xmlns:wp="http://schemas.openxmlformats.org/drawingml/2006/wordprocessingDrawing" xmlns:w10="urn:schemas-microsoft-com:office:word" xmlns:w="http://schemas.openxmlformats.org/wordprocessingml/2006/main" xmlns:w14="http://schemas.microsoft.com/office/word/2010/wordml" xmlns:w15="http://schemas.microsoft.com/office/word/2012/wordml" xmlns:w16cex="http://schemas.microsoft.com/office/word/2018/wordml/cex" xmlns:w16cid="http://schemas.microsoft.com/office/word/2016/wordml/cid" xmlns:w16="http://schemas.microsoft.com/office/word/2018/wordml" xmlns:w16du="http://schemas.microsoft.com/office/word/2023/wordml/word16du" xmlns:w16sdtdh="http://schemas.microsoft.com/office/word/2020/wordml/sdtdatahash" xmlns:w16sdtfl="http://schemas.microsoft.com/office/word/2024/wordml/sdtformatlock" xmlns:w16se="http://schemas.microsoft.com/office/word/2015/wordml/symex" xmlns:wpg="http://schemas.microsoft.com/office/word/2010/wordprocessingGroup" xmlns:wpi="http://schemas.microsoft.com/office/word/2010/wordprocessingInk" xmlns:wne="http://schemas.microsoft.com/office/word/2006/wordml" xmlns:wps="http://schemas.microsoft.com/office/word/2010/wordprocessingShape" mc:Ignorable="w14 w15 w16se w16cid w16 w16cex w16sdtdh w16sdtfl w16du wp14">
+<w:hdr xmlns:wpc="http://schemas.microsoft.com/office/word/2010/wordprocessingCanvas" xmlns:cx="http://schemas.microsoft.com/office/drawing/2014/chartex" xmlns:cx1="http://schemas.microsoft.com/office/drawing/2015/9/8/chartex" xmlns:cx2="http://schemas.microsoft.com/office/drawing/2015/10/21/chartex" xmlns:cx3="http://schemas.microsoft.com/office/drawing/2016/5/9/chartex" xmlns:cx4="http://schemas.microsoft.com/office/drawing/2016/5/10/chartex" xmlns:cx5="http://schemas.microsoft.com/office/drawing/2016/5/11/chartex" xmlns:cx6="http://schemas.microsoft.com/office/drawing/2016/5/12/chartex" xmlns:cx7="http://schemas.microsoft.com/office/drawing/2016/5/13/chartex" xmlns:cx8="http://schemas.microsoft.com/office/drawing/2016/5/14/chartex" xmlns:mc="http://schemas.openxmlformats.org/markup-compatibility/2006" xmlns:aink="http://schemas.microsoft.com/office/drawing/2016/ink" xmlns:am3d="http://schemas.microsoft.com/office/drawing/2017/model3d" xmlns:o="urn:schemas-microsoft-com:office:office" xmlns:oel="http://schemas.microsoft.com/office/2019/extlst" xmlns:r="http://schemas.openxmlformats.org/officeDocument/2006/relationships" xmlns:m="http://schemas.openxmlformats.org/officeDocument/2006/math" xmlns:v="urn:schemas-microsoft-com:vml" xmlns:wp14="http://schemas.microsoft.com/office/word/2010/wordprocessingDrawing" xmlns:wp="http://schemas.openxmlformats.org/drawingml/2006/wordprocessingDrawing" xmlns:w10="urn:schemas-microsoft-com:office:word" xmlns:w="http://schemas.openxmlformats.org/wordprocessingml/2006/main" xmlns:w14="http://schemas.microsoft.com/office/word/2010/wordml" xmlns:w15="http://schemas.microsoft.com/office/word/2012/wordml" xmlns:w16cex="http://schemas.microsoft.com/office/word/2018/wordml/cex" xmlns:w16cid="http://schemas.microsoft.com/office/word/2016/wordml/cid" xmlns:w16="http://schemas.microsoft.com/office/word/2018/wordml" xmlns:w16du="http://schemas.microsoft.com/office/word/2023/wordml/word16du" xmlns:w16sdtdh="http://schemas.microsoft.com/office/word/2020/wordml/sdtdatahash" xmlns:w16se="http://schemas.microsoft.com/office/word/2015/wordml/symex" xmlns:wpg="http://schemas.microsoft.com/office/word/2010/wordprocessingGroup" xmlns:wpi="http://schemas.microsoft.com/office/word/2010/wordprocessingInk" xmlns:wne="http://schemas.microsoft.com/office/word/2006/wordml" xmlns:wps="http://schemas.microsoft.com/office/word/2010/wordprocessingShape" mc:Ignorable="w14 w15 w16se w16cid w16 w16cex w16sdtdh w16du wp14">
   <w:p>
     <w:pPr>
       <w:pStyle w:val="Header"/>
@@ -13177,7 +13145,7 @@
 </file>
 
 <file path=word/numbering.xml><?xml version="1.0" encoding="utf-8"?>
-<w:numbering xmlns:wpc="http://schemas.microsoft.com/office/word/2010/wordprocessingCanvas" xmlns:cx="http://schemas.microsoft.com/office/drawing/2014/chartex" xmlns:cx1="http://schemas.microsoft.com/office/drawing/2015/9/8/chartex" xmlns:cx2="http://schemas.microsoft.com/office/drawing/2015/10/21/chartex" xmlns:cx3="http://schemas.microsoft.com/office/drawing/2016/5/9/chartex" xmlns:cx4="http://schemas.microsoft.com/office/drawing/2016/5/10/chartex" xmlns:cx5="http://schemas.microsoft.com/office/drawing/2016/5/11/chartex" xmlns:cx6="http://schemas.microsoft.com/office/drawing/2016/5/12/chartex" xmlns:cx7="http://schemas.microsoft.com/office/drawing/2016/5/13/chartex" xmlns:cx8="http://schemas.microsoft.com/office/drawing/2016/5/14/chartex" xmlns:mc="http://schemas.openxmlformats.org/markup-compatibility/2006" xmlns:aink="http://schemas.microsoft.com/office/drawing/2016/ink" xmlns:am3d="http://schemas.microsoft.com/office/drawing/2017/model3d" xmlns:o="urn:schemas-microsoft-com:office:office" xmlns:oel="http://schemas.microsoft.com/office/2019/extlst" xmlns:r="http://schemas.openxmlformats.org/officeDocument/2006/relationships" xmlns:m="http://schemas.openxmlformats.org/officeDocument/2006/math" xmlns:v="urn:schemas-microsoft-com:vml" xmlns:wp14="http://schemas.microsoft.com/office/word/2010/wordprocessingDrawing" xmlns:wp="http://schemas.openxmlformats.org/drawingml/2006/wordprocessingDrawing" xmlns:w10="urn:schemas-microsoft-com:office:word" xmlns:w="http://schemas.openxmlformats.org/wordprocessingml/2006/main" xmlns:w14="http://schemas.microsoft.com/office/word/2010/wordml" xmlns:w15="http://schemas.microsoft.com/office/word/2012/wordml" xmlns:w16cex="http://schemas.microsoft.com/office/word/2018/wordml/cex" xmlns:w16cid="http://schemas.microsoft.com/office/word/2016/wordml/cid" xmlns:w16="http://schemas.microsoft.com/office/word/2018/wordml" xmlns:w16du="http://schemas.microsoft.com/office/word/2023/wordml/word16du" xmlns:w16sdtdh="http://schemas.microsoft.com/office/word/2020/wordml/sdtdatahash" xmlns:w16sdtfl="http://schemas.microsoft.com/office/word/2024/wordml/sdtformatlock" xmlns:w16se="http://schemas.microsoft.com/office/word/2015/wordml/symex" xmlns:wpg="http://schemas.microsoft.com/office/word/2010/wordprocessingGroup" xmlns:wpi="http://schemas.microsoft.com/office/word/2010/wordprocessingInk" xmlns:wne="http://schemas.microsoft.com/office/word/2006/wordml" xmlns:wps="http://schemas.microsoft.com/office/word/2010/wordprocessingShape" mc:Ignorable="w14 w15 w16se w16cid w16 w16cex w16sdtdh w16sdtfl w16du wp14">
+<w:numbering xmlns:wpc="http://schemas.microsoft.com/office/word/2010/wordprocessingCanvas" xmlns:cx="http://schemas.microsoft.com/office/drawing/2014/chartex" xmlns:cx1="http://schemas.microsoft.com/office/drawing/2015/9/8/chartex" xmlns:cx2="http://schemas.microsoft.com/office/drawing/2015/10/21/chartex" xmlns:cx3="http://schemas.microsoft.com/office/drawing/2016/5/9/chartex" xmlns:cx4="http://schemas.microsoft.com/office/drawing/2016/5/10/chartex" xmlns:cx5="http://schemas.microsoft.com/office/drawing/2016/5/11/chartex" xmlns:cx6="http://schemas.microsoft.com/office/drawing/2016/5/12/chartex" xmlns:cx7="http://schemas.microsoft.com/office/drawing/2016/5/13/chartex" xmlns:cx8="http://schemas.microsoft.com/office/drawing/2016/5/14/chartex" xmlns:mc="http://schemas.openxmlformats.org/markup-compatibility/2006" xmlns:aink="http://schemas.microsoft.com/office/drawing/2016/ink" xmlns:am3d="http://schemas.microsoft.com/office/drawing/2017/model3d" xmlns:o="urn:schemas-microsoft-com:office:office" xmlns:oel="http://schemas.microsoft.com/office/2019/extlst" xmlns:r="http://schemas.openxmlformats.org/officeDocument/2006/relationships" xmlns:m="http://schemas.openxmlformats.org/officeDocument/2006/math" xmlns:v="urn:schemas-microsoft-com:vml" xmlns:wp14="http://schemas.microsoft.com/office/word/2010/wordprocessingDrawing" xmlns:wp="http://schemas.openxmlformats.org/drawingml/2006/wordprocessingDrawing" xmlns:w10="urn:schemas-microsoft-com:office:word" xmlns:w="http://schemas.openxmlformats.org/wordprocessingml/2006/main" xmlns:w14="http://schemas.microsoft.com/office/word/2010/wordml" xmlns:w15="http://schemas.microsoft.com/office/word/2012/wordml" xmlns:w16cex="http://schemas.microsoft.com/office/word/2018/wordml/cex" xmlns:w16cid="http://schemas.microsoft.com/office/word/2016/wordml/cid" xmlns:w16="http://schemas.microsoft.com/office/word/2018/wordml" xmlns:w16du="http://schemas.microsoft.com/office/word/2023/wordml/word16du" xmlns:w16sdtdh="http://schemas.microsoft.com/office/word/2020/wordml/sdtdatahash" xmlns:w16se="http://schemas.microsoft.com/office/word/2015/wordml/symex" xmlns:wpg="http://schemas.microsoft.com/office/word/2010/wordprocessingGroup" xmlns:wpi="http://schemas.microsoft.com/office/word/2010/wordprocessingInk" xmlns:wne="http://schemas.microsoft.com/office/word/2006/wordml" xmlns:wps="http://schemas.microsoft.com/office/word/2010/wordprocessingShape" mc:Ignorable="w14 w15 w16se w16cid w16 w16cex w16sdtdh w16du wp14">
   <w:abstractNum w:abstractNumId="0" w15:restartNumberingAfterBreak="0">
     <w:nsid w:val="11464C37"/>
     <w:multiLevelType w:val="hybridMultilevel"/>
@@ -15303,7 +15271,7 @@
 </file>
 
 <file path=word/styles.xml><?xml version="1.0" encoding="utf-8"?>
-<w:styles xmlns:mc="http://schemas.openxmlformats.org/markup-compatibility/2006" xmlns:r="http://schemas.openxmlformats.org/officeDocument/2006/relationships" xmlns:w="http://schemas.openxmlformats.org/wordprocessingml/2006/main" xmlns:w14="http://schemas.microsoft.com/office/word/2010/wordml" xmlns:w15="http://schemas.microsoft.com/office/word/2012/wordml" xmlns:w16cex="http://schemas.microsoft.com/office/word/2018/wordml/cex" xmlns:w16cid="http://schemas.microsoft.com/office/word/2016/wordml/cid" xmlns:w16="http://schemas.microsoft.com/office/word/2018/wordml" xmlns:w16du="http://schemas.microsoft.com/office/word/2023/wordml/word16du" xmlns:w16sdtdh="http://schemas.microsoft.com/office/word/2020/wordml/sdtdatahash" xmlns:w16sdtfl="http://schemas.microsoft.com/office/word/2024/wordml/sdtformatlock" xmlns:w16se="http://schemas.microsoft.com/office/word/2015/wordml/symex" mc:Ignorable="w14 w15 w16se w16cid w16 w16cex w16sdtdh w16sdtfl w16du">
+<w:styles xmlns:mc="http://schemas.openxmlformats.org/markup-compatibility/2006" xmlns:r="http://schemas.openxmlformats.org/officeDocument/2006/relationships" xmlns:w="http://schemas.openxmlformats.org/wordprocessingml/2006/main" xmlns:w14="http://schemas.microsoft.com/office/word/2010/wordml" xmlns:w15="http://schemas.microsoft.com/office/word/2012/wordml" xmlns:w16cex="http://schemas.microsoft.com/office/word/2018/wordml/cex" xmlns:w16cid="http://schemas.microsoft.com/office/word/2016/wordml/cid" xmlns:w16="http://schemas.microsoft.com/office/word/2018/wordml" xmlns:w16du="http://schemas.microsoft.com/office/word/2023/wordml/word16du" xmlns:w16sdtdh="http://schemas.microsoft.com/office/word/2020/wordml/sdtdatahash" xmlns:w16se="http://schemas.microsoft.com/office/word/2015/wordml/symex" mc:Ignorable="w14 w15 w16se w16cid w16 w16cex w16sdtdh w16du">
   <w:docDefaults>
     <w:rPrDefault>
       <w:rPr>
@@ -15744,6 +15712,7 @@
   <w:style w:type="character" w:default="1" w:styleId="DefaultParagraphFont">
     <w:name w:val="Default Paragraph Font"/>
     <w:uiPriority w:val="1"/>
+    <w:semiHidden/>
     <w:unhideWhenUsed/>
   </w:style>
   <w:style w:type="table" w:default="1" w:styleId="TableNormal">
